--- a/module-9/Donohue-M9-Assignment-9_2.docx
+++ b/module-9/Donohue-M9-Assignment-9_2.docx
@@ -456,6 +456,9 @@
     </w:p>
     <w:p>
       <w:r>
+        <w:rPr>
+          <w:noProof/>
+        </w:rPr>
         <w:drawing>
           <wp:inline distT="0" distB="0" distL="0" distR="0" wp14:anchorId="19F43D30" wp14:editId="3D1B3A6F">
             <wp:extent cx="5676900" cy="1755230"/>
@@ -507,27 +510,14 @@
           <w:sz w:val="24"/>
           <w:szCs w:val="24"/>
         </w:rPr>
-        <w:t>Task 6(</w:t>
-      </w:r>
-      <w:r>
-        <w:rPr>
-          <w:rFonts w:ascii="Times New Roman" w:hAnsi="Times New Roman" w:cs="Times New Roman"/>
-          <w:sz w:val="24"/>
-          <w:szCs w:val="24"/>
-        </w:rPr>
-        <w:t>d</w:t>
-      </w:r>
-      <w:r>
-        <w:rPr>
-          <w:rFonts w:ascii="Times New Roman" w:hAnsi="Times New Roman" w:cs="Times New Roman"/>
-          <w:sz w:val="24"/>
-          <w:szCs w:val="24"/>
-        </w:rPr>
-        <w:t>).</w:t>
+        <w:t>Task 6(d).</w:t>
       </w:r>
     </w:p>
     <w:p>
       <w:r>
+        <w:rPr>
+          <w:noProof/>
+        </w:rPr>
         <w:drawing>
           <wp:inline distT="0" distB="0" distL="0" distR="0" wp14:anchorId="373DEF35" wp14:editId="64745A52">
             <wp:extent cx="5943600" cy="4327525"/>
@@ -569,6 +559,9 @@
     <w:p/>
     <w:p>
       <w:r>
+        <w:rPr>
+          <w:noProof/>
+        </w:rPr>
         <w:lastRenderedPageBreak/>
         <w:drawing>
           <wp:inline distT="0" distB="0" distL="0" distR="0" wp14:anchorId="78E5AFD7" wp14:editId="6A55B578">
@@ -607,14 +600,63 @@
         </w:drawing>
       </w:r>
     </w:p>
+    <w:p/>
+    <w:p/>
+    <w:p/>
+    <w:p/>
+    <w:p/>
+    <w:p/>
+    <w:p/>
+    <w:p/>
+    <w:p/>
     <w:p>
       <w:proofErr w:type="spellStart"/>
       <w:r>
+        <w:lastRenderedPageBreak/>
         <w:t>Github</w:t>
       </w:r>
       <w:proofErr w:type="spellEnd"/>
       <w:r>
         <w:t xml:space="preserve"> Upload</w:t>
+      </w:r>
+    </w:p>
+    <w:p>
+      <w:r>
+        <w:drawing>
+          <wp:inline distT="0" distB="0" distL="0" distR="0" wp14:anchorId="55A9AD9F" wp14:editId="52DF113B">
+            <wp:extent cx="5943600" cy="3507740"/>
+            <wp:effectExtent l="0" t="0" r="0" b="0"/>
+            <wp:docPr id="1637982379" name="Picture 1"/>
+            <wp:cNvGraphicFramePr>
+              <a:graphicFrameLocks xmlns:a="http://schemas.openxmlformats.org/drawingml/2006/main" noChangeAspect="1"/>
+            </wp:cNvGraphicFramePr>
+            <a:graphic xmlns:a="http://schemas.openxmlformats.org/drawingml/2006/main">
+              <a:graphicData uri="http://schemas.openxmlformats.org/drawingml/2006/picture">
+                <pic:pic xmlns:pic="http://schemas.openxmlformats.org/drawingml/2006/picture">
+                  <pic:nvPicPr>
+                    <pic:cNvPr id="1637982379" name=""/>
+                    <pic:cNvPicPr/>
+                  </pic:nvPicPr>
+                  <pic:blipFill>
+                    <a:blip r:embed="rId11"/>
+                    <a:stretch>
+                      <a:fillRect/>
+                    </a:stretch>
+                  </pic:blipFill>
+                  <pic:spPr>
+                    <a:xfrm>
+                      <a:off x="0" y="0"/>
+                      <a:ext cx="5943600" cy="3507740"/>
+                    </a:xfrm>
+                    <a:prstGeom prst="rect">
+                      <a:avLst/>
+                    </a:prstGeom>
+                  </pic:spPr>
+                </pic:pic>
+              </a:graphicData>
+            </a:graphic>
+          </wp:inline>
+        </w:drawing>
       </w:r>
       <w:r>
         <w:br/>
@@ -641,10 +683,10 @@
       </w:pPr>
     </w:p>
     <w:sectPr>
-      <w:headerReference w:type="default" r:id="rId11"/>
-      <w:footerReference w:type="default" r:id="rId12"/>
-      <w:headerReference w:type="first" r:id="rId13"/>
-      <w:footerReference w:type="first" r:id="rId14"/>
+      <w:headerReference w:type="default" r:id="rId12"/>
+      <w:footerReference w:type="default" r:id="rId13"/>
+      <w:headerReference w:type="first" r:id="rId14"/>
+      <w:footerReference w:type="first" r:id="rId15"/>
       <w:type w:val="continuous"/>
       <w:pgSz w:w="12240" w:h="15840" w:code="1"/>
       <w:pgMar w:top="1440" w:right="1440" w:bottom="1440" w:left="1440" w:header="720" w:footer="720" w:gutter="0"/>
@@ -2873,6 +2915,7 @@
   <w:style w:type="character" w:default="1" w:styleId="DefaultParagraphFont">
     <w:name w:val="Default Paragraph Font"/>
     <w:uiPriority w:val="1"/>
+    <w:semiHidden/>
     <w:unhideWhenUsed/>
   </w:style>
   <w:style w:type="table" w:default="1" w:styleId="TableNormal">

--- a/module-9/Donohue-M9-Assignment-9_2.docx
+++ b/module-9/Donohue-M9-Assignment-9_2.docx
@@ -410,6 +410,229 @@
           <w:szCs w:val="24"/>
         </w:rPr>
         <w:lastRenderedPageBreak/>
+        <w:t xml:space="preserve">Task </w:t>
+      </w:r>
+      <w:r>
+        <w:rPr>
+          <w:rFonts w:ascii="Times New Roman" w:hAnsi="Times New Roman" w:cs="Times New Roman"/>
+          <w:sz w:val="24"/>
+          <w:szCs w:val="24"/>
+        </w:rPr>
+        <w:t>4.</w:t>
+      </w:r>
+    </w:p>
+    <w:p>
+      <w:pPr>
+        <w:rPr>
+          <w:rFonts w:ascii="Times New Roman" w:hAnsi="Times New Roman" w:cs="Times New Roman"/>
+          <w:sz w:val="24"/>
+          <w:szCs w:val="24"/>
+        </w:rPr>
+      </w:pPr>
+      <w:r>
+        <w:rPr>
+          <w:rFonts w:ascii="Times New Roman" w:hAnsi="Times New Roman" w:cs="Times New Roman"/>
+          <w:sz w:val="24"/>
+          <w:szCs w:val="24"/>
+        </w:rPr>
+        <w:drawing>
+          <wp:inline distT="0" distB="0" distL="0" distR="0" wp14:anchorId="2934DF24" wp14:editId="3A69163E">
+            <wp:extent cx="5943600" cy="938530"/>
+            <wp:effectExtent l="0" t="0" r="0" b="0"/>
+            <wp:docPr id="1215780592" name="Picture 1"/>
+            <wp:cNvGraphicFramePr>
+              <a:graphicFrameLocks xmlns:a="http://schemas.openxmlformats.org/drawingml/2006/main" noChangeAspect="1"/>
+            </wp:cNvGraphicFramePr>
+            <a:graphic xmlns:a="http://schemas.openxmlformats.org/drawingml/2006/main">
+              <a:graphicData uri="http://schemas.openxmlformats.org/drawingml/2006/picture">
+                <pic:pic xmlns:pic="http://schemas.openxmlformats.org/drawingml/2006/picture">
+                  <pic:nvPicPr>
+                    <pic:cNvPr id="1215780592" name=""/>
+                    <pic:cNvPicPr/>
+                  </pic:nvPicPr>
+                  <pic:blipFill>
+                    <a:blip r:embed="rId8"/>
+                    <a:stretch>
+                      <a:fillRect/>
+                    </a:stretch>
+                  </pic:blipFill>
+                  <pic:spPr>
+                    <a:xfrm>
+                      <a:off x="0" y="0"/>
+                      <a:ext cx="5943600" cy="938530"/>
+                    </a:xfrm>
+                    <a:prstGeom prst="rect">
+                      <a:avLst/>
+                    </a:prstGeom>
+                  </pic:spPr>
+                </pic:pic>
+              </a:graphicData>
+            </a:graphic>
+          </wp:inline>
+        </w:drawing>
+      </w:r>
+    </w:p>
+    <w:p>
+      <w:pPr>
+        <w:rPr>
+          <w:rFonts w:ascii="Times New Roman" w:hAnsi="Times New Roman" w:cs="Times New Roman"/>
+          <w:sz w:val="24"/>
+          <w:szCs w:val="24"/>
+        </w:rPr>
+      </w:pPr>
+    </w:p>
+    <w:p>
+      <w:pPr>
+        <w:rPr>
+          <w:rFonts w:ascii="Times New Roman" w:hAnsi="Times New Roman" w:cs="Times New Roman"/>
+          <w:sz w:val="24"/>
+          <w:szCs w:val="24"/>
+        </w:rPr>
+      </w:pPr>
+      <w:r>
+        <w:rPr>
+          <w:rFonts w:ascii="Times New Roman" w:hAnsi="Times New Roman" w:cs="Times New Roman"/>
+          <w:sz w:val="24"/>
+          <w:szCs w:val="24"/>
+        </w:rPr>
+        <w:t>Task 5</w:t>
+      </w:r>
+    </w:p>
+    <w:p>
+      <w:pPr>
+        <w:rPr>
+          <w:rFonts w:ascii="Times New Roman" w:hAnsi="Times New Roman" w:cs="Times New Roman"/>
+          <w:sz w:val="24"/>
+          <w:szCs w:val="24"/>
+        </w:rPr>
+      </w:pPr>
+      <w:r>
+        <w:rPr>
+          <w:rFonts w:ascii="Times New Roman" w:hAnsi="Times New Roman" w:cs="Times New Roman"/>
+          <w:sz w:val="24"/>
+          <w:szCs w:val="24"/>
+        </w:rPr>
+        <w:drawing>
+          <wp:inline distT="0" distB="0" distL="0" distR="0" wp14:anchorId="71D47A60" wp14:editId="37664F15">
+            <wp:extent cx="5943600" cy="3159125"/>
+            <wp:effectExtent l="0" t="0" r="0" b="3175"/>
+            <wp:docPr id="1382568881" name="Picture 1"/>
+            <wp:cNvGraphicFramePr>
+              <a:graphicFrameLocks xmlns:a="http://schemas.openxmlformats.org/drawingml/2006/main" noChangeAspect="1"/>
+            </wp:cNvGraphicFramePr>
+            <a:graphic xmlns:a="http://schemas.openxmlformats.org/drawingml/2006/main">
+              <a:graphicData uri="http://schemas.openxmlformats.org/drawingml/2006/picture">
+                <pic:pic xmlns:pic="http://schemas.openxmlformats.org/drawingml/2006/picture">
+                  <pic:nvPicPr>
+                    <pic:cNvPr id="1382568881" name=""/>
+                    <pic:cNvPicPr/>
+                  </pic:nvPicPr>
+                  <pic:blipFill>
+                    <a:blip r:embed="rId9"/>
+                    <a:stretch>
+                      <a:fillRect/>
+                    </a:stretch>
+                  </pic:blipFill>
+                  <pic:spPr>
+                    <a:xfrm>
+                      <a:off x="0" y="0"/>
+                      <a:ext cx="5943600" cy="3159125"/>
+                    </a:xfrm>
+                    <a:prstGeom prst="rect">
+                      <a:avLst/>
+                    </a:prstGeom>
+                  </pic:spPr>
+                </pic:pic>
+              </a:graphicData>
+            </a:graphic>
+          </wp:inline>
+        </w:drawing>
+      </w:r>
+    </w:p>
+    <w:p>
+      <w:pPr>
+        <w:rPr>
+          <w:rFonts w:ascii="Times New Roman" w:hAnsi="Times New Roman" w:cs="Times New Roman"/>
+          <w:sz w:val="24"/>
+          <w:szCs w:val="24"/>
+        </w:rPr>
+      </w:pPr>
+      <w:r>
+        <w:rPr>
+          <w:rFonts w:ascii="Times New Roman" w:hAnsi="Times New Roman" w:cs="Times New Roman"/>
+          <w:sz w:val="24"/>
+          <w:szCs w:val="24"/>
+        </w:rPr>
+        <w:lastRenderedPageBreak/>
+        <w:drawing>
+          <wp:inline distT="0" distB="0" distL="0" distR="0" wp14:anchorId="524DF5B8" wp14:editId="7AB24553">
+            <wp:extent cx="5943600" cy="4641215"/>
+            <wp:effectExtent l="0" t="0" r="0" b="6985"/>
+            <wp:docPr id="642838171" name="Picture 1"/>
+            <wp:cNvGraphicFramePr>
+              <a:graphicFrameLocks xmlns:a="http://schemas.openxmlformats.org/drawingml/2006/main" noChangeAspect="1"/>
+            </wp:cNvGraphicFramePr>
+            <a:graphic xmlns:a="http://schemas.openxmlformats.org/drawingml/2006/main">
+              <a:graphicData uri="http://schemas.openxmlformats.org/drawingml/2006/picture">
+                <pic:pic xmlns:pic="http://schemas.openxmlformats.org/drawingml/2006/picture">
+                  <pic:nvPicPr>
+                    <pic:cNvPr id="642838171" name=""/>
+                    <pic:cNvPicPr/>
+                  </pic:nvPicPr>
+                  <pic:blipFill>
+                    <a:blip r:embed="rId10"/>
+                    <a:stretch>
+                      <a:fillRect/>
+                    </a:stretch>
+                  </pic:blipFill>
+                  <pic:spPr>
+                    <a:xfrm>
+                      <a:off x="0" y="0"/>
+                      <a:ext cx="5943600" cy="4641215"/>
+                    </a:xfrm>
+                    <a:prstGeom prst="rect">
+                      <a:avLst/>
+                    </a:prstGeom>
+                  </pic:spPr>
+                </pic:pic>
+              </a:graphicData>
+            </a:graphic>
+          </wp:inline>
+        </w:drawing>
+      </w:r>
+    </w:p>
+    <w:p>
+      <w:pPr>
+        <w:rPr>
+          <w:rFonts w:ascii="Times New Roman" w:hAnsi="Times New Roman" w:cs="Times New Roman"/>
+          <w:sz w:val="24"/>
+          <w:szCs w:val="24"/>
+        </w:rPr>
+      </w:pPr>
+    </w:p>
+    <w:p>
+      <w:pPr>
+        <w:rPr>
+          <w:rFonts w:ascii="Times New Roman" w:hAnsi="Times New Roman" w:cs="Times New Roman"/>
+          <w:sz w:val="24"/>
+          <w:szCs w:val="24"/>
+        </w:rPr>
+      </w:pPr>
+    </w:p>
+    <w:p>
+      <w:pPr>
+        <w:rPr>
+          <w:rFonts w:ascii="Times New Roman" w:hAnsi="Times New Roman" w:cs="Times New Roman"/>
+          <w:sz w:val="24"/>
+          <w:szCs w:val="24"/>
+        </w:rPr>
+      </w:pPr>
+      <w:r>
+        <w:rPr>
+          <w:rFonts w:ascii="Times New Roman" w:hAnsi="Times New Roman" w:cs="Times New Roman"/>
+          <w:sz w:val="24"/>
+          <w:szCs w:val="24"/>
+        </w:rPr>
         <w:t xml:space="preserve">Task </w:t>
       </w:r>
       <w:r>
@@ -475,7 +698,7 @@
                     <pic:cNvPicPr/>
                   </pic:nvPicPr>
                   <pic:blipFill>
-                    <a:blip r:embed="rId8"/>
+                    <a:blip r:embed="rId11"/>
                     <a:stretch>
                       <a:fillRect/>
                     </a:stretch>
@@ -510,6 +733,7 @@
           <w:sz w:val="24"/>
           <w:szCs w:val="24"/>
         </w:rPr>
+        <w:lastRenderedPageBreak/>
         <w:t>Task 6(d).</w:t>
       </w:r>
     </w:p>
@@ -534,7 +758,7 @@
                     <pic:cNvPicPr/>
                   </pic:nvPicPr>
                   <pic:blipFill>
-                    <a:blip r:embed="rId9"/>
+                    <a:blip r:embed="rId12"/>
                     <a:stretch>
                       <a:fillRect/>
                     </a:stretch>
@@ -579,7 +803,7 @@
                     <pic:cNvPicPr/>
                   </pic:nvPicPr>
                   <pic:blipFill>
-                    <a:blip r:embed="rId10"/>
+                    <a:blip r:embed="rId13"/>
                     <a:stretch>
                       <a:fillRect/>
                     </a:stretch>
@@ -610,23 +834,18 @@
     <w:p/>
     <w:p/>
     <w:p>
-      <w:proofErr w:type="spellStart"/>
       <w:r>
         <w:lastRenderedPageBreak/>
-        <w:t>Github</w:t>
-      </w:r>
-      <w:proofErr w:type="spellEnd"/>
-      <w:r>
-        <w:t xml:space="preserve"> Upload</w:t>
+        <w:t>Github Upload</w:t>
       </w:r>
     </w:p>
     <w:p>
       <w:r>
         <w:drawing>
-          <wp:inline distT="0" distB="0" distL="0" distR="0" wp14:anchorId="55A9AD9F" wp14:editId="52DF113B">
-            <wp:extent cx="5943600" cy="3507740"/>
+          <wp:inline distT="0" distB="0" distL="0" distR="0" wp14:anchorId="32CC5FD8" wp14:editId="15F5EA1B">
+            <wp:extent cx="5943600" cy="3947160"/>
             <wp:effectExtent l="0" t="0" r="0" b="0"/>
-            <wp:docPr id="1637982379" name="Picture 1"/>
+            <wp:docPr id="156622712" name="Picture 1"/>
             <wp:cNvGraphicFramePr>
               <a:graphicFrameLocks xmlns:a="http://schemas.openxmlformats.org/drawingml/2006/main" noChangeAspect="1"/>
             </wp:cNvGraphicFramePr>
@@ -634,11 +853,11 @@
               <a:graphicData uri="http://schemas.openxmlformats.org/drawingml/2006/picture">
                 <pic:pic xmlns:pic="http://schemas.openxmlformats.org/drawingml/2006/picture">
                   <pic:nvPicPr>
-                    <pic:cNvPr id="1637982379" name=""/>
+                    <pic:cNvPr id="156622712" name=""/>
                     <pic:cNvPicPr/>
                   </pic:nvPicPr>
                   <pic:blipFill>
-                    <a:blip r:embed="rId11"/>
+                    <a:blip r:embed="rId14"/>
                     <a:stretch>
                       <a:fillRect/>
                     </a:stretch>
@@ -646,7 +865,7 @@
                   <pic:spPr>
                     <a:xfrm>
                       <a:off x="0" y="0"/>
-                      <a:ext cx="5943600" cy="3507740"/>
+                      <a:ext cx="5943600" cy="3947160"/>
                     </a:xfrm>
                     <a:prstGeom prst="rect">
                       <a:avLst/>
@@ -683,10 +902,10 @@
       </w:pPr>
     </w:p>
     <w:sectPr>
-      <w:headerReference w:type="default" r:id="rId12"/>
-      <w:footerReference w:type="default" r:id="rId13"/>
-      <w:headerReference w:type="first" r:id="rId14"/>
-      <w:footerReference w:type="first" r:id="rId15"/>
+      <w:headerReference w:type="default" r:id="rId15"/>
+      <w:footerReference w:type="default" r:id="rId16"/>
+      <w:headerReference w:type="first" r:id="rId17"/>
+      <w:footerReference w:type="first" r:id="rId18"/>
       <w:type w:val="continuous"/>
       <w:pgSz w:w="12240" w:h="15840" w:code="1"/>
       <w:pgMar w:top="1440" w:right="1440" w:bottom="1440" w:left="1440" w:header="720" w:footer="720" w:gutter="0"/>
